--- a/por/docx/013.content.docx
+++ b/por/docx/013.content.docx
@@ -19,7 +19,7 @@
         <w:rPr>
           <w:lang w:val="pt_PT" w:bidi="pt_PT"/>
         </w:rPr>
-        <w:t>Resource: Tyndale Open Study Notes</w:t>
+        <w:t>Resource: Aquifer Open Study Notes (Profiles)</w:t>
       </w:r>
       <w:r>
         <w:rPr>
@@ -112,7 +112,7 @@
         <w:rPr>
           <w:lang w:val="pt_PT" w:bidi="pt_PT"/>
         </w:rPr>
-        <w:t>Tyndale Open Study Notes</w:t>
+        <w:t>Aquifer Open Study Notes (Profiles)</w:t>
       </w:r>
     </w:p>
     <w:p>

--- a/por/docx/013.content.docx
+++ b/por/docx/013.content.docx
@@ -261,72 +261,48 @@
         </w:rPr>
         <w:t>Após vencer em Carquemis em 605 a.C., Nabucodonosor conquistou a Síria e regiões próximas, incluindo Judá. Naquele ano, ele sitiou Jerusalém pela primeira vez (</w:t>
       </w:r>
-      <w:hyperlink r:id="rId13">
-        <w:r>
-          <w:rPr>
-            <w:lang w:val="pt_PT" w:bidi="pt_PT"/>
-          </w:rPr>
-          <w:rPr>
-            <w:color w:val="0000EE"/>
-            <w:u w:val="single"/>
-          </w:rPr>
-          <w:t>2Rs 24.1</w:t>
-        </w:r>
-      </w:hyperlink>
+      <w:r>
+        <w:rPr>
+          <w:lang w:val="pt_PT" w:bidi="pt_PT"/>
+        </w:rPr>
+        <w:t>2Rs 24.1</w:t>
+      </w:r>
       <w:r>
         <w:rPr>
           <w:lang w:val="pt_PT" w:bidi="pt_PT"/>
         </w:rPr>
         <w:t xml:space="preserve">; </w:t>
       </w:r>
-      <w:hyperlink r:id="rId14">
-        <w:r>
-          <w:rPr>
-            <w:lang w:val="pt_PT" w:bidi="pt_PT"/>
-          </w:rPr>
-          <w:rPr>
-            <w:color w:val="0000EE"/>
-            <w:u w:val="single"/>
-          </w:rPr>
-          <w:t>1.1–2</w:t>
-        </w:r>
-      </w:hyperlink>
+      <w:r>
+        <w:rPr>
+          <w:lang w:val="pt_PT" w:bidi="pt_PT"/>
+        </w:rPr>
+        <w:t>1.1–2</w:t>
+      </w:r>
       <w:r>
         <w:rPr>
           <w:lang w:val="pt_PT" w:bidi="pt_PT"/>
         </w:rPr>
         <w:t>). Ele levou alguns utensílios do templo e vários jovens líderes de Judá, incluindo Daniel e seus três amigos. Nabucodonosor capturou Jerusalém novamente em 597 a.C. (</w:t>
       </w:r>
-      <w:hyperlink r:id="rId15">
-        <w:r>
-          <w:rPr>
-            <w:lang w:val="pt_PT" w:bidi="pt_PT"/>
-          </w:rPr>
-          <w:rPr>
-            <w:color w:val="0000EE"/>
-            <w:u w:val="single"/>
-          </w:rPr>
-          <w:t>2Rs 24.10–17</w:t>
-        </w:r>
-      </w:hyperlink>
+      <w:r>
+        <w:rPr>
+          <w:lang w:val="pt_PT" w:bidi="pt_PT"/>
+        </w:rPr>
+        <w:t>2Rs 24.10–17</w:t>
+      </w:r>
       <w:r>
         <w:rPr>
           <w:lang w:val="pt_PT" w:bidi="pt_PT"/>
         </w:rPr>
         <w:t>). Ele sitiou Jerusalém em 588 a.C. e destruiu a cidade e o templo em 586 a.C., exilando a maioria das pessoas restantes (</w:t>
       </w:r>
-      <w:hyperlink r:id="rId16">
-        <w:r>
-          <w:rPr>
-            <w:lang w:val="pt_PT" w:bidi="pt_PT"/>
-          </w:rPr>
-          <w:rPr>
-            <w:color w:val="0000EE"/>
-            <w:u w:val="single"/>
-          </w:rPr>
-          <w:t>2Rs 25.1–21</w:t>
-        </w:r>
-      </w:hyperlink>
+      <w:r>
+        <w:rPr>
+          <w:lang w:val="pt_PT" w:bidi="pt_PT"/>
+        </w:rPr>
+        <w:t>2Rs 25.1–21</w:t>
+      </w:r>
       <w:r>
         <w:rPr>
           <w:lang w:val="pt_PT" w:bidi="pt_PT"/>
@@ -347,36 +323,24 @@
         </w:rPr>
         <w:t>Uma descrição detalhada e interessante de Nabucodonosor é encontrada no livro de Daniel. Ele trouxe Daniel e seus amigos para Babilônia para educá-los nos costumes babilônicos. No entanto, Deus usou Daniel para ensinar Nabucodonosor sobre Deus. Após ser humilhado por seu grande orgulho (</w:t>
       </w:r>
-      <w:hyperlink r:id="rId17">
-        <w:r>
-          <w:rPr>
-            <w:lang w:val="pt_PT" w:bidi="pt_PT"/>
-          </w:rPr>
-          <w:rPr>
-            <w:color w:val="0000EE"/>
-            <w:u w:val="single"/>
-          </w:rPr>
-          <w:t>Dn 4.28–33</w:t>
-        </w:r>
-      </w:hyperlink>
+      <w:r>
+        <w:rPr>
+          <w:lang w:val="pt_PT" w:bidi="pt_PT"/>
+        </w:rPr>
+        <w:t>Dn 4.28–33</w:t>
+      </w:r>
       <w:r>
         <w:rPr>
           <w:lang w:val="pt_PT" w:bidi="pt_PT"/>
         </w:rPr>
         <w:t>), Nabucodonosor reconheceu a soberania e o poder do Senhor (</w:t>
       </w:r>
-      <w:hyperlink r:id="rId18">
-        <w:r>
-          <w:rPr>
-            <w:lang w:val="pt_PT" w:bidi="pt_PT"/>
-          </w:rPr>
-          <w:rPr>
-            <w:color w:val="0000EE"/>
-            <w:u w:val="single"/>
-          </w:rPr>
-          <w:t>Dn 4.34–37</w:t>
-        </w:r>
-      </w:hyperlink>
+      <w:r>
+        <w:rPr>
+          <w:lang w:val="pt_PT" w:bidi="pt_PT"/>
+        </w:rPr>
+        <w:t>Dn 4.34–37</w:t>
+      </w:r>
       <w:r>
         <w:rPr>
           <w:lang w:val="pt_PT" w:bidi="pt_PT"/>
@@ -406,468 +370,312 @@
           <w:lang w:val="pt_PT" w:bidi="pt_PT"/>
         </w:rPr>
       </w:r>
-      <w:hyperlink r:id="rId19">
-        <w:r>
-          <w:rPr>
-            <w:lang w:val="pt_PT" w:bidi="pt_PT"/>
-          </w:rPr>
-          <w:rPr>
-            <w:color w:val="0000EE"/>
-            <w:u w:val="single"/>
-          </w:rPr>
-          <w:t>2 Reis 24.1–25.30</w:t>
-        </w:r>
-      </w:hyperlink>
+      <w:r>
+        <w:rPr>
+          <w:lang w:val="pt_PT" w:bidi="pt_PT"/>
+        </w:rPr>
+        <w:t>2 Reis 24.1–25.30</w:t>
+      </w:r>
       <w:r>
         <w:rPr>
           <w:lang w:val="pt_PT" w:bidi="pt_PT"/>
         </w:rPr>
         <w:t xml:space="preserve">; </w:t>
       </w:r>
-      <w:hyperlink r:id="rId20">
-        <w:r>
-          <w:rPr>
-            <w:lang w:val="pt_PT" w:bidi="pt_PT"/>
-          </w:rPr>
-          <w:rPr>
-            <w:color w:val="0000EE"/>
-            <w:u w:val="single"/>
-          </w:rPr>
-          <w:t>2 Crônicas 36.6–21</w:t>
-        </w:r>
-      </w:hyperlink>
+      <w:r>
+        <w:rPr>
+          <w:lang w:val="pt_PT" w:bidi="pt_PT"/>
+        </w:rPr>
+        <w:t>2 Crônicas 36.6–21</w:t>
+      </w:r>
       <w:r>
         <w:rPr>
           <w:lang w:val="pt_PT" w:bidi="pt_PT"/>
         </w:rPr>
         <w:t xml:space="preserve">; </w:t>
       </w:r>
-      <w:hyperlink r:id="rId21">
-        <w:r>
-          <w:rPr>
-            <w:lang w:val="pt_PT" w:bidi="pt_PT"/>
-          </w:rPr>
-          <w:rPr>
-            <w:color w:val="0000EE"/>
-            <w:u w:val="single"/>
-          </w:rPr>
-          <w:t>Jeremias 21.1–10</w:t>
-        </w:r>
-      </w:hyperlink>
+      <w:r>
+        <w:rPr>
+          <w:lang w:val="pt_PT" w:bidi="pt_PT"/>
+        </w:rPr>
+        <w:t>Jeremias 21.1–10</w:t>
+      </w:r>
       <w:r>
         <w:rPr>
           <w:lang w:val="pt_PT" w:bidi="pt_PT"/>
         </w:rPr>
         <w:t xml:space="preserve">; </w:t>
       </w:r>
-      <w:hyperlink r:id="rId22">
-        <w:r>
-          <w:rPr>
-            <w:lang w:val="pt_PT" w:bidi="pt_PT"/>
-          </w:rPr>
-          <w:rPr>
-            <w:color w:val="0000EE"/>
-            <w:u w:val="single"/>
-          </w:rPr>
-          <w:t>22.24–27</w:t>
-        </w:r>
-      </w:hyperlink>
+      <w:r>
+        <w:rPr>
+          <w:lang w:val="pt_PT" w:bidi="pt_PT"/>
+        </w:rPr>
+        <w:t>22.24–27</w:t>
+      </w:r>
       <w:r>
         <w:rPr>
           <w:lang w:val="pt_PT" w:bidi="pt_PT"/>
         </w:rPr>
         <w:t xml:space="preserve">; </w:t>
       </w:r>
-      <w:hyperlink r:id="rId23">
-        <w:r>
-          <w:rPr>
-            <w:lang w:val="pt_PT" w:bidi="pt_PT"/>
-          </w:rPr>
-          <w:rPr>
-            <w:color w:val="0000EE"/>
-            <w:u w:val="single"/>
-          </w:rPr>
-          <w:t>24.1</w:t>
-        </w:r>
-      </w:hyperlink>
+      <w:r>
+        <w:rPr>
+          <w:lang w:val="pt_PT" w:bidi="pt_PT"/>
+        </w:rPr>
+        <w:t>24.1</w:t>
+      </w:r>
       <w:r>
         <w:rPr>
           <w:lang w:val="pt_PT" w:bidi="pt_PT"/>
         </w:rPr>
         <w:t xml:space="preserve">; </w:t>
       </w:r>
-      <w:hyperlink r:id="rId24">
-        <w:r>
-          <w:rPr>
-            <w:lang w:val="pt_PT" w:bidi="pt_PT"/>
-          </w:rPr>
-          <w:rPr>
-            <w:color w:val="0000EE"/>
-            <w:u w:val="single"/>
-          </w:rPr>
-          <w:t>25.1–14</w:t>
-        </w:r>
-      </w:hyperlink>
+      <w:r>
+        <w:rPr>
+          <w:lang w:val="pt_PT" w:bidi="pt_PT"/>
+        </w:rPr>
+        <w:t>25.1–14</w:t>
+      </w:r>
       <w:r>
         <w:rPr>
           <w:lang w:val="pt_PT" w:bidi="pt_PT"/>
         </w:rPr>
         <w:t xml:space="preserve">; </w:t>
       </w:r>
-      <w:hyperlink r:id="rId25">
-        <w:r>
-          <w:rPr>
-            <w:lang w:val="pt_PT" w:bidi="pt_PT"/>
-          </w:rPr>
-          <w:rPr>
-            <w:color w:val="0000EE"/>
-            <w:u w:val="single"/>
-          </w:rPr>
-          <w:t>27.4–8</w:t>
-        </w:r>
-      </w:hyperlink>
+      <w:r>
+        <w:rPr>
+          <w:lang w:val="pt_PT" w:bidi="pt_PT"/>
+        </w:rPr>
+        <w:t>27.4–8</w:t>
+      </w:r>
       <w:r>
         <w:rPr>
           <w:lang w:val="pt_PT" w:bidi="pt_PT"/>
         </w:rPr>
         <w:t xml:space="preserve">; </w:t>
       </w:r>
-      <w:hyperlink r:id="rId26">
-        <w:r>
-          <w:rPr>
-            <w:lang w:val="pt_PT" w:bidi="pt_PT"/>
-          </w:rPr>
-          <w:rPr>
-            <w:color w:val="0000EE"/>
-            <w:u w:val="single"/>
-          </w:rPr>
-          <w:t>28.14</w:t>
-        </w:r>
-      </w:hyperlink>
+      <w:r>
+        <w:rPr>
+          <w:lang w:val="pt_PT" w:bidi="pt_PT"/>
+        </w:rPr>
+        <w:t>28.14</w:t>
+      </w:r>
       <w:r>
         <w:rPr>
           <w:lang w:val="pt_PT" w:bidi="pt_PT"/>
         </w:rPr>
         <w:t xml:space="preserve">; </w:t>
       </w:r>
-      <w:hyperlink r:id="rId27">
-        <w:r>
-          <w:rPr>
-            <w:lang w:val="pt_PT" w:bidi="pt_PT"/>
-          </w:rPr>
-          <w:rPr>
-            <w:color w:val="0000EE"/>
-            <w:u w:val="single"/>
-          </w:rPr>
-          <w:t>29.1–23</w:t>
-        </w:r>
-      </w:hyperlink>
+      <w:r>
+        <w:rPr>
+          <w:lang w:val="pt_PT" w:bidi="pt_PT"/>
+        </w:rPr>
+        <w:t>29.1–23</w:t>
+      </w:r>
       <w:r>
         <w:rPr>
           <w:lang w:val="pt_PT" w:bidi="pt_PT"/>
         </w:rPr>
         <w:t xml:space="preserve">; </w:t>
       </w:r>
-      <w:hyperlink r:id="rId28">
-        <w:r>
-          <w:rPr>
-            <w:lang w:val="pt_PT" w:bidi="pt_PT"/>
-          </w:rPr>
-          <w:rPr>
-            <w:color w:val="0000EE"/>
-            <w:u w:val="single"/>
-          </w:rPr>
-          <w:t>32.1–5</w:t>
-        </w:r>
-      </w:hyperlink>
+      <w:r>
+        <w:rPr>
+          <w:lang w:val="pt_PT" w:bidi="pt_PT"/>
+        </w:rPr>
+        <w:t>32.1–5</w:t>
+      </w:r>
       <w:r>
         <w:rPr>
           <w:lang w:val="pt_PT" w:bidi="pt_PT"/>
         </w:rPr>
         <w:t xml:space="preserve">, </w:t>
       </w:r>
-      <w:hyperlink r:id="rId29">
-        <w:r>
-          <w:rPr>
-            <w:lang w:val="pt_PT" w:bidi="pt_PT"/>
-          </w:rPr>
-          <w:rPr>
-            <w:color w:val="0000EE"/>
-            <w:u w:val="single"/>
-          </w:rPr>
-          <w:t>26–31</w:t>
-        </w:r>
-      </w:hyperlink>
+      <w:r>
+        <w:rPr>
+          <w:lang w:val="pt_PT" w:bidi="pt_PT"/>
+        </w:rPr>
+        <w:t>26–31</w:t>
+      </w:r>
       <w:r>
         <w:rPr>
           <w:lang w:val="pt_PT" w:bidi="pt_PT"/>
         </w:rPr>
         <w:t xml:space="preserve">; </w:t>
       </w:r>
-      <w:hyperlink r:id="rId30">
-        <w:r>
-          <w:rPr>
-            <w:lang w:val="pt_PT" w:bidi="pt_PT"/>
-          </w:rPr>
-          <w:rPr>
-            <w:color w:val="0000EE"/>
-            <w:u w:val="single"/>
-          </w:rPr>
-          <w:t>34.1–3</w:t>
-        </w:r>
-      </w:hyperlink>
+      <w:r>
+        <w:rPr>
+          <w:lang w:val="pt_PT" w:bidi="pt_PT"/>
+        </w:rPr>
+        <w:t>34.1–3</w:t>
+      </w:r>
       <w:r>
         <w:rPr>
           <w:lang w:val="pt_PT" w:bidi="pt_PT"/>
         </w:rPr>
         <w:t xml:space="preserve">; </w:t>
       </w:r>
-      <w:hyperlink r:id="rId31">
-        <w:r>
-          <w:rPr>
-            <w:lang w:val="pt_PT" w:bidi="pt_PT"/>
-          </w:rPr>
-          <w:rPr>
-            <w:color w:val="0000EE"/>
-            <w:u w:val="single"/>
-          </w:rPr>
-          <w:t>37.1</w:t>
-        </w:r>
-      </w:hyperlink>
+      <w:r>
+        <w:rPr>
+          <w:lang w:val="pt_PT" w:bidi="pt_PT"/>
+        </w:rPr>
+        <w:t>37.1</w:t>
+      </w:r>
       <w:r>
         <w:rPr>
           <w:lang w:val="pt_PT" w:bidi="pt_PT"/>
         </w:rPr>
         <w:t xml:space="preserve">; </w:t>
       </w:r>
-      <w:hyperlink r:id="rId32">
-        <w:r>
-          <w:rPr>
-            <w:lang w:val="pt_PT" w:bidi="pt_PT"/>
-          </w:rPr>
-          <w:rPr>
-            <w:color w:val="0000EE"/>
-            <w:u w:val="single"/>
-          </w:rPr>
-          <w:t>39.1–14</w:t>
-        </w:r>
-      </w:hyperlink>
+      <w:r>
+        <w:rPr>
+          <w:lang w:val="pt_PT" w:bidi="pt_PT"/>
+        </w:rPr>
+        <w:t>39.1–14</w:t>
+      </w:r>
       <w:r>
         <w:rPr>
           <w:lang w:val="pt_PT" w:bidi="pt_PT"/>
         </w:rPr>
         <w:t xml:space="preserve">; </w:t>
       </w:r>
-      <w:hyperlink r:id="rId33">
-        <w:r>
-          <w:rPr>
-            <w:lang w:val="pt_PT" w:bidi="pt_PT"/>
-          </w:rPr>
-          <w:rPr>
-            <w:color w:val="0000EE"/>
-            <w:u w:val="single"/>
-          </w:rPr>
-          <w:t>43.10–13</w:t>
-        </w:r>
-      </w:hyperlink>
+      <w:r>
+        <w:rPr>
+          <w:lang w:val="pt_PT" w:bidi="pt_PT"/>
+        </w:rPr>
+        <w:t>43.10–13</w:t>
+      </w:r>
       <w:r>
         <w:rPr>
           <w:lang w:val="pt_PT" w:bidi="pt_PT"/>
         </w:rPr>
         <w:t xml:space="preserve">; </w:t>
       </w:r>
-      <w:hyperlink r:id="rId34">
-        <w:r>
-          <w:rPr>
-            <w:lang w:val="pt_PT" w:bidi="pt_PT"/>
-          </w:rPr>
-          <w:rPr>
-            <w:color w:val="0000EE"/>
-            <w:u w:val="single"/>
-          </w:rPr>
-          <w:t>46.2</w:t>
-        </w:r>
-      </w:hyperlink>
+      <w:r>
+        <w:rPr>
+          <w:lang w:val="pt_PT" w:bidi="pt_PT"/>
+        </w:rPr>
+        <w:t>46.2</w:t>
+      </w:r>
       <w:r>
         <w:rPr>
           <w:lang w:val="pt_PT" w:bidi="pt_PT"/>
         </w:rPr>
         <w:t xml:space="preserve">, </w:t>
       </w:r>
-      <w:hyperlink r:id="rId35">
-        <w:r>
-          <w:rPr>
-            <w:lang w:val="pt_PT" w:bidi="pt_PT"/>
-          </w:rPr>
-          <w:rPr>
-            <w:color w:val="0000EE"/>
-            <w:u w:val="single"/>
-          </w:rPr>
-          <w:t>13–26</w:t>
-        </w:r>
-      </w:hyperlink>
+      <w:r>
+        <w:rPr>
+          <w:lang w:val="pt_PT" w:bidi="pt_PT"/>
+        </w:rPr>
+        <w:t>13–26</w:t>
+      </w:r>
       <w:r>
         <w:rPr>
           <w:lang w:val="pt_PT" w:bidi="pt_PT"/>
         </w:rPr>
         <w:t xml:space="preserve">; </w:t>
       </w:r>
-      <w:hyperlink r:id="rId36">
-        <w:r>
-          <w:rPr>
-            <w:lang w:val="pt_PT" w:bidi="pt_PT"/>
-          </w:rPr>
-          <w:rPr>
-            <w:color w:val="0000EE"/>
-            <w:u w:val="single"/>
-          </w:rPr>
-          <w:t>49.28–33</w:t>
-        </w:r>
-      </w:hyperlink>
+      <w:r>
+        <w:rPr>
+          <w:lang w:val="pt_PT" w:bidi="pt_PT"/>
+        </w:rPr>
+        <w:t>49.28–33</w:t>
+      </w:r>
       <w:r>
         <w:rPr>
           <w:lang w:val="pt_PT" w:bidi="pt_PT"/>
         </w:rPr>
         <w:t xml:space="preserve">; </w:t>
       </w:r>
-      <w:hyperlink r:id="rId37">
-        <w:r>
-          <w:rPr>
-            <w:lang w:val="pt_PT" w:bidi="pt_PT"/>
-          </w:rPr>
-          <w:rPr>
-            <w:color w:val="0000EE"/>
-            <w:u w:val="single"/>
-          </w:rPr>
-          <w:t>50.17</w:t>
-        </w:r>
-      </w:hyperlink>
+      <w:r>
+        <w:rPr>
+          <w:lang w:val="pt_PT" w:bidi="pt_PT"/>
+        </w:rPr>
+        <w:t>50.17</w:t>
+      </w:r>
       <w:r>
         <w:rPr>
           <w:lang w:val="pt_PT" w:bidi="pt_PT"/>
         </w:rPr>
         <w:t xml:space="preserve">; </w:t>
       </w:r>
-      <w:hyperlink r:id="rId38">
-        <w:r>
-          <w:rPr>
-            <w:lang w:val="pt_PT" w:bidi="pt_PT"/>
-          </w:rPr>
-          <w:rPr>
-            <w:color w:val="0000EE"/>
-            <w:u w:val="single"/>
-          </w:rPr>
-          <w:t>51.34</w:t>
-        </w:r>
-      </w:hyperlink>
+      <w:r>
+        <w:rPr>
+          <w:lang w:val="pt_PT" w:bidi="pt_PT"/>
+        </w:rPr>
+        <w:t>51.34</w:t>
+      </w:r>
       <w:r>
         <w:rPr>
           <w:lang w:val="pt_PT" w:bidi="pt_PT"/>
         </w:rPr>
         <w:t xml:space="preserve">; </w:t>
       </w:r>
-      <w:hyperlink r:id="rId39">
-        <w:r>
-          <w:rPr>
-            <w:lang w:val="pt_PT" w:bidi="pt_PT"/>
-          </w:rPr>
-          <w:rPr>
-            <w:color w:val="0000EE"/>
-            <w:u w:val="single"/>
-          </w:rPr>
-          <w:t>52.4–16</w:t>
-        </w:r>
-      </w:hyperlink>
+      <w:r>
+        <w:rPr>
+          <w:lang w:val="pt_PT" w:bidi="pt_PT"/>
+        </w:rPr>
+        <w:t>52.4–16</w:t>
+      </w:r>
       <w:r>
         <w:rPr>
           <w:lang w:val="pt_PT" w:bidi="pt_PT"/>
         </w:rPr>
         <w:t xml:space="preserve">, </w:t>
       </w:r>
-      <w:hyperlink r:id="rId40">
-        <w:r>
-          <w:rPr>
-            <w:lang w:val="pt_PT" w:bidi="pt_PT"/>
-          </w:rPr>
-          <w:rPr>
-            <w:color w:val="0000EE"/>
-            <w:u w:val="single"/>
-          </w:rPr>
-          <w:t>28–30</w:t>
-        </w:r>
-      </w:hyperlink>
+      <w:r>
+        <w:rPr>
+          <w:lang w:val="pt_PT" w:bidi="pt_PT"/>
+        </w:rPr>
+        <w:t>28–30</w:t>
+      </w:r>
       <w:r>
         <w:rPr>
           <w:lang w:val="pt_PT" w:bidi="pt_PT"/>
         </w:rPr>
         <w:t xml:space="preserve">; </w:t>
       </w:r>
-      <w:hyperlink r:id="rId41">
-        <w:r>
-          <w:rPr>
-            <w:lang w:val="pt_PT" w:bidi="pt_PT"/>
-          </w:rPr>
-          <w:rPr>
-            <w:color w:val="0000EE"/>
-            <w:u w:val="single"/>
-          </w:rPr>
-          <w:t>Ezequiel 26.7</w:t>
-        </w:r>
-      </w:hyperlink>
+      <w:r>
+        <w:rPr>
+          <w:lang w:val="pt_PT" w:bidi="pt_PT"/>
+        </w:rPr>
+        <w:t>Ezequiel 26.7</w:t>
+      </w:r>
       <w:r>
         <w:rPr>
           <w:lang w:val="pt_PT" w:bidi="pt_PT"/>
         </w:rPr>
         <w:t xml:space="preserve">; </w:t>
       </w:r>
-      <w:hyperlink r:id="rId42">
-        <w:r>
-          <w:rPr>
-            <w:lang w:val="pt_PT" w:bidi="pt_PT"/>
-          </w:rPr>
-          <w:rPr>
-            <w:color w:val="0000EE"/>
-            <w:u w:val="single"/>
-          </w:rPr>
-          <w:t>29.18–20</w:t>
-        </w:r>
-      </w:hyperlink>
+      <w:r>
+        <w:rPr>
+          <w:lang w:val="pt_PT" w:bidi="pt_PT"/>
+        </w:rPr>
+        <w:t>29.18–20</w:t>
+      </w:r>
       <w:r>
         <w:rPr>
           <w:lang w:val="pt_PT" w:bidi="pt_PT"/>
         </w:rPr>
         <w:t xml:space="preserve">; </w:t>
       </w:r>
-      <w:hyperlink r:id="rId43">
-        <w:r>
-          <w:rPr>
-            <w:lang w:val="pt_PT" w:bidi="pt_PT"/>
-          </w:rPr>
-          <w:rPr>
-            <w:color w:val="0000EE"/>
-            <w:u w:val="single"/>
-          </w:rPr>
-          <w:t>30.10–11</w:t>
-        </w:r>
-      </w:hyperlink>
+      <w:r>
+        <w:rPr>
+          <w:lang w:val="pt_PT" w:bidi="pt_PT"/>
+        </w:rPr>
+        <w:t>30.10–11</w:t>
+      </w:r>
       <w:r>
         <w:rPr>
           <w:lang w:val="pt_PT" w:bidi="pt_PT"/>
         </w:rPr>
         <w:t xml:space="preserve">; </w:t>
       </w:r>
-      <w:hyperlink r:id="rId44">
-        <w:r>
-          <w:rPr>
-            <w:lang w:val="pt_PT" w:bidi="pt_PT"/>
-          </w:rPr>
-          <w:rPr>
-            <w:color w:val="0000EE"/>
-            <w:u w:val="single"/>
-          </w:rPr>
-          <w:t>Deuteronômio 1.1–4.37</w:t>
-        </w:r>
-      </w:hyperlink>
+      <w:r>
+        <w:rPr>
+          <w:lang w:val="pt_PT" w:bidi="pt_PT"/>
+        </w:rPr>
+        <w:t>Deuteronômio 1.1–4.37</w:t>
+      </w:r>
       <w:r>
         <w:rPr>
           <w:lang w:val="pt_PT" w:bidi="pt_PT"/>
@@ -930,18 +738,12 @@
         </w:rPr>
         <w:t>Antes de Neemias voltar para a Judeia, ele serviu como copeiro do rei persa Artaxerxes I, que governou de 465 a 424 a.C. O copeiro levava vinho ao rei, provando-o primeiro para garantir que não estava envenenado. Ele era um conselheiro de confiança. Neemias ouviu sobre a má condição de Jerusalém e sentiu compaixão. Ele pediu permissão ao rei para retornar à Judeia para ajudar seu povo. O rei concordou e nomeou-o governador da Judeia por doze anos para ajudar seus compatriotas judeus e reconstruir os muros de Jerusalém (</w:t>
       </w:r>
-      <w:hyperlink r:id="rId45">
-        <w:r>
-          <w:rPr>
-            <w:lang w:val="pt_PT" w:bidi="pt_PT"/>
-          </w:rPr>
-          <w:rPr>
-            <w:color w:val="0000EE"/>
-            <w:u w:val="single"/>
-          </w:rPr>
-          <w:t>Ne 1.1–2.8</w:t>
-        </w:r>
-      </w:hyperlink>
+      <w:r>
+        <w:rPr>
+          <w:lang w:val="pt_PT" w:bidi="pt_PT"/>
+        </w:rPr>
+        <w:t>Ne 1.1–2.8</w:t>
+      </w:r>
       <w:r>
         <w:rPr>
           <w:lang w:val="pt_PT" w:bidi="pt_PT"/>
@@ -976,108 +778,72 @@
         </w:rPr>
         <w:t>Neemias tinha uma fé forte, demonstrada por suas orações e sua confiança na orientação e ajuda divina (</w:t>
       </w:r>
-      <w:hyperlink r:id="rId46">
-        <w:r>
-          <w:rPr>
-            <w:lang w:val="pt_PT" w:bidi="pt_PT"/>
-          </w:rPr>
-          <w:rPr>
-            <w:color w:val="0000EE"/>
-            <w:u w:val="single"/>
-          </w:rPr>
-          <w:t>Ne 1.4–11</w:t>
-        </w:r>
-      </w:hyperlink>
+      <w:r>
+        <w:rPr>
+          <w:lang w:val="pt_PT" w:bidi="pt_PT"/>
+        </w:rPr>
+        <w:t>Ne 1.4–11</w:t>
+      </w:r>
       <w:r>
         <w:rPr>
           <w:lang w:val="pt_PT" w:bidi="pt_PT"/>
         </w:rPr>
         <w:t xml:space="preserve">; </w:t>
       </w:r>
-      <w:hyperlink r:id="rId47">
-        <w:r>
-          <w:rPr>
-            <w:lang w:val="pt_PT" w:bidi="pt_PT"/>
-          </w:rPr>
-          <w:rPr>
-            <w:color w:val="0000EE"/>
-            <w:u w:val="single"/>
-          </w:rPr>
-          <w:t>2.4</w:t>
-        </w:r>
-      </w:hyperlink>
+      <w:r>
+        <w:rPr>
+          <w:lang w:val="pt_PT" w:bidi="pt_PT"/>
+        </w:rPr>
+        <w:t>2.4</w:t>
+      </w:r>
       <w:r>
         <w:rPr>
           <w:lang w:val="pt_PT" w:bidi="pt_PT"/>
         </w:rPr>
         <w:t>,</w:t>
       </w:r>
-      <w:hyperlink r:id="rId48">
-        <w:r>
-          <w:rPr>
-            <w:lang w:val="pt_PT" w:bidi="pt_PT"/>
-          </w:rPr>
-          <w:rPr>
-            <w:color w:val="0000EE"/>
-            <w:u w:val="single"/>
-          </w:rPr>
-          <w:t>8</w:t>
-        </w:r>
-      </w:hyperlink>
+      <w:r>
+        <w:rPr>
+          <w:lang w:val="pt_PT" w:bidi="pt_PT"/>
+        </w:rPr>
+        <w:t>8</w:t>
+      </w:r>
       <w:r>
         <w:rPr>
           <w:lang w:val="pt_PT" w:bidi="pt_PT"/>
         </w:rPr>
         <w:t>,</w:t>
       </w:r>
-      <w:hyperlink r:id="rId49">
-        <w:r>
-          <w:rPr>
-            <w:lang w:val="pt_PT" w:bidi="pt_PT"/>
-          </w:rPr>
-          <w:rPr>
-            <w:color w:val="0000EE"/>
-            <w:u w:val="single"/>
-          </w:rPr>
-          <w:t>18</w:t>
-        </w:r>
-      </w:hyperlink>
+      <w:r>
+        <w:rPr>
+          <w:lang w:val="pt_PT" w:bidi="pt_PT"/>
+        </w:rPr>
+        <w:t>18</w:t>
+      </w:r>
       <w:r>
         <w:rPr>
           <w:lang w:val="pt_PT" w:bidi="pt_PT"/>
         </w:rPr>
         <w:t>,</w:t>
       </w:r>
-      <w:hyperlink r:id="rId50">
-        <w:r>
-          <w:rPr>
-            <w:lang w:val="pt_PT" w:bidi="pt_PT"/>
-          </w:rPr>
-          <w:rPr>
-            <w:color w:val="0000EE"/>
-            <w:u w:val="single"/>
-          </w:rPr>
-          <w:t>20</w:t>
-        </w:r>
-      </w:hyperlink>
+      <w:r>
+        <w:rPr>
+          <w:lang w:val="pt_PT" w:bidi="pt_PT"/>
+        </w:rPr>
+        <w:t>20</w:t>
+      </w:r>
       <w:r>
         <w:rPr>
           <w:lang w:val="pt_PT" w:bidi="pt_PT"/>
         </w:rPr>
         <w:t>). Ele também apoiava a justiça econômica. Criticou alguns judeus ricos por se aproveitarem de uma escassez de alimentos, cobrando altos juros de seus parentes mais pobres. Ele deu um exemplo de comportamento melhor (</w:t>
       </w:r>
-      <w:hyperlink r:id="rId51">
-        <w:r>
-          <w:rPr>
-            <w:lang w:val="pt_PT" w:bidi="pt_PT"/>
-          </w:rPr>
-          <w:rPr>
-            <w:color w:val="0000EE"/>
-            <w:u w:val="single"/>
-          </w:rPr>
-          <w:t>Ne 5</w:t>
-        </w:r>
-      </w:hyperlink>
+      <w:r>
+        <w:rPr>
+          <w:lang w:val="pt_PT" w:bidi="pt_PT"/>
+        </w:rPr>
+        <w:t>Ne 5</w:t>
+      </w:r>
       <w:r>
         <w:rPr>
           <w:lang w:val="pt_PT" w:bidi="pt_PT"/>
@@ -1098,54 +864,36 @@
         </w:rPr>
         <w:t>Neemias se importava profundamente com a fidelidade do povo. Ele confrontou pessoalmente homens que haviam se casado com mulheres não judias (</w:t>
       </w:r>
-      <w:hyperlink r:id="rId52">
-        <w:r>
-          <w:rPr>
-            <w:lang w:val="pt_PT" w:bidi="pt_PT"/>
-          </w:rPr>
-          <w:rPr>
-            <w:color w:val="0000EE"/>
-            <w:u w:val="single"/>
-          </w:rPr>
-          <w:t>Ne 13.23–29</w:t>
-        </w:r>
-      </w:hyperlink>
+      <w:r>
+        <w:rPr>
+          <w:lang w:val="pt_PT" w:bidi="pt_PT"/>
+        </w:rPr>
+        <w:t>Ne 13.23–29</w:t>
+      </w:r>
       <w:r>
         <w:rPr>
           <w:lang w:val="pt_PT" w:bidi="pt_PT"/>
         </w:rPr>
         <w:t>). Ele estava comprometido em manter o culto no templo. Ele liderou a comunidade judaica a prometer apoio aos trabalhadores do templo e a dar ofertas (</w:t>
       </w:r>
-      <w:hyperlink r:id="rId53">
-        <w:r>
-          <w:rPr>
-            <w:lang w:val="pt_PT" w:bidi="pt_PT"/>
-          </w:rPr>
-          <w:rPr>
-            <w:color w:val="0000EE"/>
-            <w:u w:val="single"/>
-          </w:rPr>
-          <w:t>Ne 10.32–39</w:t>
-        </w:r>
-      </w:hyperlink>
+      <w:r>
+        <w:rPr>
+          <w:lang w:val="pt_PT" w:bidi="pt_PT"/>
+        </w:rPr>
+        <w:t>Ne 10.32–39</w:t>
+      </w:r>
       <w:r>
         <w:rPr>
           <w:lang w:val="pt_PT" w:bidi="pt_PT"/>
         </w:rPr>
         <w:t>). Ele também melhorou a forma como eles observavam o sábado (</w:t>
       </w:r>
-      <w:hyperlink r:id="rId54">
-        <w:r>
-          <w:rPr>
-            <w:lang w:val="pt_PT" w:bidi="pt_PT"/>
-          </w:rPr>
-          <w:rPr>
-            <w:color w:val="0000EE"/>
-            <w:u w:val="single"/>
-          </w:rPr>
-          <w:t>Ne 13.15–22</w:t>
-        </w:r>
-      </w:hyperlink>
+      <w:r>
+        <w:rPr>
+          <w:lang w:val="pt_PT" w:bidi="pt_PT"/>
+        </w:rPr>
+        <w:t>Ne 13.15–22</w:t>
+      </w:r>
       <w:r>
         <w:rPr>
           <w:lang w:val="pt_PT" w:bidi="pt_PT"/>
@@ -1166,18 +914,12 @@
         </w:rPr>
         <w:t xml:space="preserve">Embora problemas tenham permanecido no final de seu tempo em Jerusalém (veja </w:t>
       </w:r>
-      <w:hyperlink r:id="rId55">
-        <w:r>
-          <w:rPr>
-            <w:lang w:val="pt_PT" w:bidi="pt_PT"/>
-          </w:rPr>
-          <w:rPr>
-            <w:color w:val="0000EE"/>
-            <w:u w:val="single"/>
-          </w:rPr>
-          <w:t>Ne 13</w:t>
-        </w:r>
-      </w:hyperlink>
+      <w:r>
+        <w:rPr>
+          <w:lang w:val="pt_PT" w:bidi="pt_PT"/>
+        </w:rPr>
+        <w:t>Ne 13</w:t>
+      </w:r>
       <w:r>
         <w:rPr>
           <w:lang w:val="pt_PT" w:bidi="pt_PT"/>
@@ -1207,54 +949,36 @@
           <w:lang w:val="pt_PT" w:bidi="pt_PT"/>
         </w:rPr>
       </w:r>
-      <w:hyperlink r:id="rId56">
-        <w:r>
-          <w:rPr>
-            <w:lang w:val="pt_PT" w:bidi="pt_PT"/>
-          </w:rPr>
-          <w:rPr>
-            <w:color w:val="0000EE"/>
-            <w:u w:val="single"/>
-          </w:rPr>
-          <w:t>Neemias 1.1–7.73</w:t>
-        </w:r>
-      </w:hyperlink>
+      <w:r>
+        <w:rPr>
+          <w:lang w:val="pt_PT" w:bidi="pt_PT"/>
+        </w:rPr>
+        <w:t>Neemias 1.1–7.73</w:t>
+      </w:r>
       <w:r>
         <w:rPr>
           <w:lang w:val="pt_PT" w:bidi="pt_PT"/>
         </w:rPr>
         <w:t xml:space="preserve">; </w:t>
       </w:r>
-      <w:hyperlink r:id="rId57">
-        <w:r>
-          <w:rPr>
-            <w:lang w:val="pt_PT" w:bidi="pt_PT"/>
-          </w:rPr>
-          <w:rPr>
-            <w:color w:val="0000EE"/>
-            <w:u w:val="single"/>
-          </w:rPr>
-          <w:t>8.9–10</w:t>
-        </w:r>
-      </w:hyperlink>
+      <w:r>
+        <w:rPr>
+          <w:lang w:val="pt_PT" w:bidi="pt_PT"/>
+        </w:rPr>
+        <w:t>8.9–10</w:t>
+      </w:r>
       <w:r>
         <w:rPr>
           <w:lang w:val="pt_PT" w:bidi="pt_PT"/>
         </w:rPr>
         <w:t xml:space="preserve">; </w:t>
       </w:r>
-      <w:hyperlink r:id="rId58">
-        <w:r>
-          <w:rPr>
-            <w:lang w:val="pt_PT" w:bidi="pt_PT"/>
-          </w:rPr>
-          <w:rPr>
-            <w:color w:val="0000EE"/>
-            <w:u w:val="single"/>
-          </w:rPr>
-          <w:t>10.1–13.31</w:t>
-        </w:r>
-      </w:hyperlink>
+      <w:r>
+        <w:rPr>
+          <w:lang w:val="pt_PT" w:bidi="pt_PT"/>
+        </w:rPr>
+        <w:t>10.1–13.31</w:t>
+      </w:r>
       <w:r>
         <w:rPr>
           <w:lang w:val="pt_PT" w:bidi="pt_PT"/>
@@ -1353,18 +1077,12 @@
         </w:rPr>
         <w:t>Quando Paulo escreveu aos Romanos por volta de 57 d.C., exortando-os a "submeter-se às autoridades governamentais" como sendo "designadas por Deus" (</w:t>
       </w:r>
-      <w:hyperlink r:id="rId59">
-        <w:r>
-          <w:rPr>
-            <w:lang w:val="pt_PT" w:bidi="pt_PT"/>
-          </w:rPr>
-          <w:rPr>
-            <w:color w:val="0000EE"/>
-            <w:u w:val="single"/>
-          </w:rPr>
-          <w:t>Rm 13.1</w:t>
-        </w:r>
-      </w:hyperlink>
+      <w:r>
+        <w:rPr>
+          <w:lang w:val="pt_PT" w:bidi="pt_PT"/>
+        </w:rPr>
+        <w:t>Rm 13.1</w:t>
+      </w:r>
       <w:r>
         <w:rPr>
           <w:lang w:val="pt_PT" w:bidi="pt_PT"/>
@@ -1385,18 +1103,12 @@
         </w:rPr>
         <w:t xml:space="preserve">As piores ações de Nero ocorreram depois que ele organizou o assassinato de sua mãe em 59 d.C. (no mesmo ano em que Paulo apelou a César, </w:t>
       </w:r>
-      <w:hyperlink r:id="rId60">
-        <w:r>
-          <w:rPr>
-            <w:lang w:val="pt_PT" w:bidi="pt_PT"/>
-          </w:rPr>
-          <w:rPr>
-            <w:color w:val="0000EE"/>
-            <w:u w:val="single"/>
-          </w:rPr>
-          <w:t>At 25.11</w:t>
-        </w:r>
-      </w:hyperlink>
+      <w:r>
+        <w:rPr>
+          <w:lang w:val="pt_PT" w:bidi="pt_PT"/>
+        </w:rPr>
+        <w:t>At 25.11</w:t>
+      </w:r>
       <w:r>
         <w:rPr>
           <w:lang w:val="pt_PT" w:bidi="pt_PT"/>
@@ -1513,18 +1225,12 @@
           <w:lang w:val="pt_PT" w:bidi="pt_PT"/>
         </w:rPr>
       </w:r>
-      <w:hyperlink r:id="rId61">
-        <w:r>
-          <w:rPr>
-            <w:lang w:val="pt_PT" w:bidi="pt_PT"/>
-          </w:rPr>
-          <w:rPr>
-            <w:color w:val="0000EE"/>
-            <w:u w:val="single"/>
-          </w:rPr>
-          <w:t>Romanos 13.1–7</w:t>
-        </w:r>
-      </w:hyperlink>
+      <w:r>
+        <w:rPr>
+          <w:lang w:val="pt_PT" w:bidi="pt_PT"/>
+        </w:rPr>
+        <w:t>Romanos 13.1–7</w:t>
+      </w:r>
       <w:r>
         <w:rPr>
           <w:lang w:val="pt_PT" w:bidi="pt_PT"/>
@@ -1573,18 +1279,12 @@
         </w:rPr>
         <w:t>Nicodemos era um respeitado fariseu judeu (</w:t>
       </w:r>
-      <w:hyperlink r:id="rId62">
-        <w:r>
-          <w:rPr>
-            <w:lang w:val="pt_PT" w:bidi="pt_PT"/>
-          </w:rPr>
-          <w:rPr>
-            <w:color w:val="0000EE"/>
-            <w:u w:val="single"/>
-          </w:rPr>
-          <w:t>Jo 3.1</w:t>
-        </w:r>
-      </w:hyperlink>
+      <w:r>
+        <w:rPr>
+          <w:lang w:val="pt_PT" w:bidi="pt_PT"/>
+        </w:rPr>
+        <w:t>Jo 3.1</w:t>
+      </w:r>
       <w:r>
         <w:rPr>
           <w:lang w:val="pt_PT" w:bidi="pt_PT"/>
@@ -1605,18 +1305,12 @@
         </w:rPr>
         <w:t>Nicodemos estava curioso sobre a autoridade e os milagres de Jesus. Então, ele visitou Jesus secretamente à noite para aprender mais sobre Ele. Jesus disse a Nicodemos que ele deve nascer de novo para entrar no reino de Deus (</w:t>
       </w:r>
-      <w:hyperlink r:id="rId63">
-        <w:r>
-          <w:rPr>
-            <w:lang w:val="pt_PT" w:bidi="pt_PT"/>
-          </w:rPr>
-          <w:rPr>
-            <w:color w:val="0000EE"/>
-            <w:u w:val="single"/>
-          </w:rPr>
-          <w:t>Jo 3.1–8</w:t>
-        </w:r>
-      </w:hyperlink>
+      <w:r>
+        <w:rPr>
+          <w:lang w:val="pt_PT" w:bidi="pt_PT"/>
+        </w:rPr>
+        <w:t>Jo 3.1–8</w:t>
+      </w:r>
       <w:r>
         <w:rPr>
           <w:lang w:val="pt_PT" w:bidi="pt_PT"/>
@@ -1637,36 +1331,24 @@
         </w:rPr>
         <w:t>Mais tarde, em contraste com seus colegas no conselho superior judaico, ele argumentou fortemente que Jesus merecia um julgamento justo (</w:t>
       </w:r>
-      <w:hyperlink r:id="rId64">
-        <w:r>
-          <w:rPr>
-            <w:lang w:val="pt_PT" w:bidi="pt_PT"/>
-          </w:rPr>
-          <w:rPr>
-            <w:color w:val="0000EE"/>
-            <w:u w:val="single"/>
-          </w:rPr>
-          <w:t>Jo 7.50–51</w:t>
-        </w:r>
-      </w:hyperlink>
+      <w:r>
+        <w:rPr>
+          <w:lang w:val="pt_PT" w:bidi="pt_PT"/>
+        </w:rPr>
+        <w:t>Jo 7.50–51</w:t>
+      </w:r>
       <w:r>
         <w:rPr>
           <w:lang w:val="pt_PT" w:bidi="pt_PT"/>
         </w:rPr>
         <w:t>). Após a morte de Jesus na cruz, ele comprou trinta e cinco quilos de caro unguento perfumado para o sepultamento. Ele levou ao túmulo e ajudou José de Arimateia a enterrar Jesus (</w:t>
       </w:r>
-      <w:hyperlink r:id="rId65">
-        <w:r>
-          <w:rPr>
-            <w:lang w:val="pt_PT" w:bidi="pt_PT"/>
-          </w:rPr>
-          <w:rPr>
-            <w:color w:val="0000EE"/>
-            <w:u w:val="single"/>
-          </w:rPr>
-          <w:t>Jo 19.39–42</w:t>
-        </w:r>
-      </w:hyperlink>
+      <w:r>
+        <w:rPr>
+          <w:lang w:val="pt_PT" w:bidi="pt_PT"/>
+        </w:rPr>
+        <w:t>Jo 19.39–42</w:t>
+      </w:r>
       <w:r>
         <w:rPr>
           <w:lang w:val="pt_PT" w:bidi="pt_PT"/>
@@ -1696,54 +1378,36 @@
           <w:lang w:val="pt_PT" w:bidi="pt_PT"/>
         </w:rPr>
       </w:r>
-      <w:hyperlink r:id="rId66">
-        <w:r>
-          <w:rPr>
-            <w:lang w:val="pt_PT" w:bidi="pt_PT"/>
-          </w:rPr>
-          <w:rPr>
-            <w:color w:val="0000EE"/>
-            <w:u w:val="single"/>
-          </w:rPr>
-          <w:t>João 3.1–9</w:t>
-        </w:r>
-      </w:hyperlink>
+      <w:r>
+        <w:rPr>
+          <w:lang w:val="pt_PT" w:bidi="pt_PT"/>
+        </w:rPr>
+        <w:t>João 3.1–9</w:t>
+      </w:r>
       <w:r>
         <w:rPr>
           <w:lang w:val="pt_PT" w:bidi="pt_PT"/>
         </w:rPr>
         <w:t xml:space="preserve">; </w:t>
       </w:r>
-      <w:hyperlink r:id="rId67">
-        <w:r>
-          <w:rPr>
-            <w:lang w:val="pt_PT" w:bidi="pt_PT"/>
-          </w:rPr>
-          <w:rPr>
-            <w:color w:val="0000EE"/>
-            <w:u w:val="single"/>
-          </w:rPr>
-          <w:t>7.50</w:t>
-        </w:r>
-      </w:hyperlink>
+      <w:r>
+        <w:rPr>
+          <w:lang w:val="pt_PT" w:bidi="pt_PT"/>
+        </w:rPr>
+        <w:t>7.50</w:t>
+      </w:r>
       <w:r>
         <w:rPr>
           <w:lang w:val="pt_PT" w:bidi="pt_PT"/>
         </w:rPr>
         <w:t xml:space="preserve">; </w:t>
       </w:r>
-      <w:hyperlink r:id="rId65">
-        <w:r>
-          <w:rPr>
-            <w:lang w:val="pt_PT" w:bidi="pt_PT"/>
-          </w:rPr>
-          <w:rPr>
-            <w:color w:val="0000EE"/>
-            <w:u w:val="single"/>
-          </w:rPr>
-          <w:t>19.39–42</w:t>
-        </w:r>
-      </w:hyperlink>
+      <w:r>
+        <w:rPr>
+          <w:lang w:val="pt_PT" w:bidi="pt_PT"/>
+        </w:rPr>
+        <w:t>19.39–42</w:t>
+      </w:r>
       <w:r>
         <w:rPr>
           <w:lang w:val="pt_PT" w:bidi="pt_PT"/>
@@ -1792,18 +1456,12 @@
         </w:rPr>
         <w:t>Noé era filho de Lameque e descendente de Sete (</w:t>
       </w:r>
-      <w:hyperlink r:id="rId68">
-        <w:r>
-          <w:rPr>
-            <w:lang w:val="pt_PT" w:bidi="pt_PT"/>
-          </w:rPr>
-          <w:rPr>
-            <w:color w:val="0000EE"/>
-            <w:u w:val="single"/>
-          </w:rPr>
-          <w:t>Gn 5.3–29</w:t>
-        </w:r>
-      </w:hyperlink>
+      <w:r>
+        <w:rPr>
+          <w:lang w:val="pt_PT" w:bidi="pt_PT"/>
+        </w:rPr>
+        <w:t>Gn 5.3–29</w:t>
+      </w:r>
       <w:r>
         <w:rPr>
           <w:lang w:val="pt_PT" w:bidi="pt_PT"/>
@@ -1824,126 +1482,84 @@
         </w:rPr>
         <w:t>Deus planejou destruir a criação devido à maldade generalizada da humanidade (</w:t>
       </w:r>
-      <w:hyperlink r:id="rId69">
-        <w:r>
-          <w:rPr>
-            <w:lang w:val="pt_PT" w:bidi="pt_PT"/>
-          </w:rPr>
-          <w:rPr>
-            <w:color w:val="0000EE"/>
-            <w:u w:val="single"/>
-          </w:rPr>
-          <w:t>Gn 6.1–7</w:t>
-        </w:r>
-      </w:hyperlink>
+      <w:r>
+        <w:rPr>
+          <w:lang w:val="pt_PT" w:bidi="pt_PT"/>
+        </w:rPr>
+        <w:t>Gn 6.1–7</w:t>
+      </w:r>
       <w:r>
         <w:rPr>
           <w:lang w:val="pt_PT" w:bidi="pt_PT"/>
         </w:rPr>
         <w:t xml:space="preserve">; veja </w:t>
       </w:r>
-      <w:hyperlink r:id="rId70">
-        <w:r>
-          <w:rPr>
-            <w:lang w:val="pt_PT" w:bidi="pt_PT"/>
-          </w:rPr>
-          <w:rPr>
-            <w:color w:val="0000EE"/>
-            <w:u w:val="single"/>
-          </w:rPr>
-          <w:t>Mt 24.37–39</w:t>
-        </w:r>
-      </w:hyperlink>
+      <w:r>
+        <w:rPr>
+          <w:lang w:val="pt_PT" w:bidi="pt_PT"/>
+        </w:rPr>
+        <w:t>Mt 24.37–39</w:t>
+      </w:r>
       <w:r>
         <w:rPr>
           <w:lang w:val="pt_PT" w:bidi="pt_PT"/>
         </w:rPr>
         <w:t xml:space="preserve">; </w:t>
       </w:r>
-      <w:hyperlink r:id="rId71">
-        <w:r>
-          <w:rPr>
-            <w:lang w:val="pt_PT" w:bidi="pt_PT"/>
-          </w:rPr>
-          <w:rPr>
-            <w:color w:val="0000EE"/>
-            <w:u w:val="single"/>
-          </w:rPr>
-          <w:t>Lc 17.26–27</w:t>
-        </w:r>
-      </w:hyperlink>
+      <w:r>
+        <w:rPr>
+          <w:lang w:val="pt_PT" w:bidi="pt_PT"/>
+        </w:rPr>
+        <w:t>Lc 17.26–27</w:t>
+      </w:r>
       <w:r>
         <w:rPr>
           <w:lang w:val="pt_PT" w:bidi="pt_PT"/>
         </w:rPr>
         <w:t>), mas escolheu salvar Noé (</w:t>
       </w:r>
-      <w:hyperlink r:id="rId72">
-        <w:r>
-          <w:rPr>
-            <w:lang w:val="pt_PT" w:bidi="pt_PT"/>
-          </w:rPr>
-          <w:rPr>
-            <w:color w:val="0000EE"/>
-            <w:u w:val="single"/>
-          </w:rPr>
-          <w:t>Gn 6.8</w:t>
-        </w:r>
-      </w:hyperlink>
+      <w:r>
+        <w:rPr>
+          <w:lang w:val="pt_PT" w:bidi="pt_PT"/>
+        </w:rPr>
+        <w:t>Gn 6.8</w:t>
+      </w:r>
       <w:r>
         <w:rPr>
           <w:lang w:val="pt_PT" w:bidi="pt_PT"/>
         </w:rPr>
         <w:t>). Deus deu a Noé, que era justo e íntegro (</w:t>
       </w:r>
-      <w:hyperlink r:id="rId73">
-        <w:r>
-          <w:rPr>
-            <w:lang w:val="pt_PT" w:bidi="pt_PT"/>
-          </w:rPr>
-          <w:rPr>
-            <w:color w:val="0000EE"/>
-            <w:u w:val="single"/>
-          </w:rPr>
-          <w:t>Gn 6.9</w:t>
-        </w:r>
-      </w:hyperlink>
+      <w:r>
+        <w:rPr>
+          <w:lang w:val="pt_PT" w:bidi="pt_PT"/>
+        </w:rPr>
+        <w:t>Gn 6.9</w:t>
+      </w:r>
       <w:r>
         <w:rPr>
           <w:lang w:val="pt_PT" w:bidi="pt_PT"/>
         </w:rPr>
         <w:t>), instruções detalhadas para construir a arca. Somente a família de Noé, composta por oito pessoas, e cada tipo de criatura seriam salvos (</w:t>
       </w:r>
-      <w:hyperlink r:id="rId74">
-        <w:r>
-          <w:rPr>
-            <w:lang w:val="pt_PT" w:bidi="pt_PT"/>
-          </w:rPr>
-          <w:rPr>
-            <w:color w:val="0000EE"/>
-            <w:u w:val="single"/>
-          </w:rPr>
-          <w:t>Gn 6.14–8.19</w:t>
-        </w:r>
-      </w:hyperlink>
+      <w:r>
+        <w:rPr>
+          <w:lang w:val="pt_PT" w:bidi="pt_PT"/>
+        </w:rPr>
+        <w:t>Gn 6.14–8.19</w:t>
+      </w:r>
       <w:r>
         <w:rPr>
           <w:lang w:val="pt_PT" w:bidi="pt_PT"/>
         </w:rPr>
         <w:t>). Após o dilúvio, Noé e sua família saíram da arca. Noé agradou a Deus construindo um altar e oferecendo sacrifícios. Deus prometeu nunca mais inundar toda a terra novamente ou interromper as estações, apesar do pecado humano (</w:t>
       </w:r>
-      <w:hyperlink r:id="rId75">
-        <w:r>
-          <w:rPr>
-            <w:lang w:val="pt_PT" w:bidi="pt_PT"/>
-          </w:rPr>
-          <w:rPr>
-            <w:color w:val="0000EE"/>
-            <w:u w:val="single"/>
-          </w:rPr>
-          <w:t>Gn 8.20–9.17</w:t>
-        </w:r>
-      </w:hyperlink>
+      <w:r>
+        <w:rPr>
+          <w:lang w:val="pt_PT" w:bidi="pt_PT"/>
+        </w:rPr>
+        <w:t>Gn 8.20–9.17</w:t>
+      </w:r>
       <w:r>
         <w:rPr>
           <w:lang w:val="pt_PT" w:bidi="pt_PT"/>
@@ -1964,108 +1580,72 @@
         </w:rPr>
         <w:t>Os filhos de Noé eram Sem, Cam e Jafé. Todas as nações da terra vieram deles (</w:t>
       </w:r>
-      <w:hyperlink r:id="rId76">
-        <w:r>
-          <w:rPr>
-            <w:lang w:val="pt_PT" w:bidi="pt_PT"/>
-          </w:rPr>
-          <w:rPr>
-            <w:color w:val="0000EE"/>
-            <w:u w:val="single"/>
-          </w:rPr>
-          <w:t>Gn 9.18–19</w:t>
-        </w:r>
-      </w:hyperlink>
+      <w:r>
+        <w:rPr>
+          <w:lang w:val="pt_PT" w:bidi="pt_PT"/>
+        </w:rPr>
+        <w:t>Gn 9.18–19</w:t>
+      </w:r>
       <w:r>
         <w:rPr>
           <w:lang w:val="pt_PT" w:bidi="pt_PT"/>
         </w:rPr>
         <w:t>). Quando Noé se embriagou com o vinho que fez, seus filhos e seus descendentes foram amaldiçoados ou abençoados com base em suas ações para com ele (</w:t>
       </w:r>
-      <w:hyperlink r:id="rId77">
-        <w:r>
-          <w:rPr>
-            <w:lang w:val="pt_PT" w:bidi="pt_PT"/>
-          </w:rPr>
-          <w:rPr>
-            <w:color w:val="0000EE"/>
-            <w:u w:val="single"/>
-          </w:rPr>
-          <w:t>Gn 9.20–27</w:t>
-        </w:r>
-      </w:hyperlink>
+      <w:r>
+        <w:rPr>
+          <w:lang w:val="pt_PT" w:bidi="pt_PT"/>
+        </w:rPr>
+        <w:t>Gn 9.20–27</w:t>
+      </w:r>
       <w:r>
         <w:rPr>
           <w:lang w:val="pt_PT" w:bidi="pt_PT"/>
         </w:rPr>
         <w:t>). Noé viveu por 950 anos, incluindo 350 anos após o dilúvio (</w:t>
       </w:r>
-      <w:hyperlink r:id="rId78">
-        <w:r>
-          <w:rPr>
-            <w:lang w:val="pt_PT" w:bidi="pt_PT"/>
-          </w:rPr>
-          <w:rPr>
-            <w:color w:val="0000EE"/>
-            <w:u w:val="single"/>
-          </w:rPr>
-          <w:t>Gn 9.28–29</w:t>
-        </w:r>
-      </w:hyperlink>
+      <w:r>
+        <w:rPr>
+          <w:lang w:val="pt_PT" w:bidi="pt_PT"/>
+        </w:rPr>
+        <w:t>Gn 9.28–29</w:t>
+      </w:r>
       <w:r>
         <w:rPr>
           <w:lang w:val="pt_PT" w:bidi="pt_PT"/>
         </w:rPr>
         <w:t xml:space="preserve">). Ele é um exemplo de retidão, obediência, coragem e fé (veja </w:t>
       </w:r>
-      <w:hyperlink r:id="rId79">
-        <w:r>
-          <w:rPr>
-            <w:lang w:val="pt_PT" w:bidi="pt_PT"/>
-          </w:rPr>
-          <w:rPr>
-            <w:color w:val="0000EE"/>
-            <w:u w:val="single"/>
-          </w:rPr>
-          <w:t>Ez 14.12–20</w:t>
-        </w:r>
-      </w:hyperlink>
+      <w:r>
+        <w:rPr>
+          <w:lang w:val="pt_PT" w:bidi="pt_PT"/>
+        </w:rPr>
+        <w:t>Ez 14.12–20</w:t>
+      </w:r>
       <w:r>
         <w:rPr>
           <w:lang w:val="pt_PT" w:bidi="pt_PT"/>
         </w:rPr>
         <w:t xml:space="preserve">; </w:t>
       </w:r>
-      <w:hyperlink r:id="rId80">
-        <w:r>
-          <w:rPr>
-            <w:lang w:val="pt_PT" w:bidi="pt_PT"/>
-          </w:rPr>
-          <w:rPr>
-            <w:color w:val="0000EE"/>
-            <w:u w:val="single"/>
-          </w:rPr>
-          <w:t>Hb 11.7</w:t>
-        </w:r>
-      </w:hyperlink>
+      <w:r>
+        <w:rPr>
+          <w:lang w:val="pt_PT" w:bidi="pt_PT"/>
+        </w:rPr>
+        <w:t>Hb 11.7</w:t>
+      </w:r>
       <w:r>
         <w:rPr>
           <w:lang w:val="pt_PT" w:bidi="pt_PT"/>
         </w:rPr>
         <w:t xml:space="preserve">; </w:t>
       </w:r>
-      <w:hyperlink r:id="rId81">
-        <w:r>
-          <w:rPr>
-            <w:lang w:val="pt_PT" w:bidi="pt_PT"/>
-          </w:rPr>
-          <w:rPr>
-            <w:color w:val="0000EE"/>
-            <w:u w:val="single"/>
-          </w:rPr>
-          <w:t>2Pe 2.5</w:t>
-        </w:r>
-      </w:hyperlink>
+      <w:r>
+        <w:rPr>
+          <w:lang w:val="pt_PT" w:bidi="pt_PT"/>
+        </w:rPr>
+        <w:t>2Pe 2.5</w:t>
+      </w:r>
       <w:r>
         <w:rPr>
           <w:lang w:val="pt_PT" w:bidi="pt_PT"/>
@@ -2095,180 +1675,120 @@
           <w:lang w:val="pt_PT" w:bidi="pt_PT"/>
         </w:rPr>
       </w:r>
-      <w:hyperlink r:id="rId82">
-        <w:r>
-          <w:rPr>
-            <w:lang w:val="pt_PT" w:bidi="pt_PT"/>
-          </w:rPr>
-          <w:rPr>
-            <w:color w:val="0000EE"/>
-            <w:u w:val="single"/>
-          </w:rPr>
-          <w:t>Gênesis 5.28–10.1</w:t>
-        </w:r>
-      </w:hyperlink>
+      <w:r>
+        <w:rPr>
+          <w:lang w:val="pt_PT" w:bidi="pt_PT"/>
+        </w:rPr>
+        <w:t>Gênesis 5.28–10.1</w:t>
+      </w:r>
       <w:r>
         <w:rPr>
           <w:lang w:val="pt_PT" w:bidi="pt_PT"/>
         </w:rPr>
         <w:t xml:space="preserve">; </w:t>
       </w:r>
-      <w:hyperlink r:id="rId83">
-        <w:r>
-          <w:rPr>
-            <w:lang w:val="pt_PT" w:bidi="pt_PT"/>
-          </w:rPr>
-          <w:rPr>
-            <w:color w:val="0000EE"/>
-            <w:u w:val="single"/>
-          </w:rPr>
-          <w:t>1 Crônicas 1.4</w:t>
-        </w:r>
-      </w:hyperlink>
+      <w:r>
+        <w:rPr>
+          <w:lang w:val="pt_PT" w:bidi="pt_PT"/>
+        </w:rPr>
+        <w:t>1 Crônicas 1.4</w:t>
+      </w:r>
       <w:r>
         <w:rPr>
           <w:lang w:val="pt_PT" w:bidi="pt_PT"/>
         </w:rPr>
         <w:t xml:space="preserve">; </w:t>
       </w:r>
-      <w:hyperlink r:id="rId84">
-        <w:r>
-          <w:rPr>
-            <w:lang w:val="pt_PT" w:bidi="pt_PT"/>
-          </w:rPr>
-          <w:rPr>
-            <w:color w:val="0000EE"/>
-            <w:u w:val="single"/>
-          </w:rPr>
-          <w:t>Isaías 54.9</w:t>
-        </w:r>
-      </w:hyperlink>
+      <w:r>
+        <w:rPr>
+          <w:lang w:val="pt_PT" w:bidi="pt_PT"/>
+        </w:rPr>
+        <w:t>Isaías 54.9</w:t>
+      </w:r>
       <w:r>
         <w:rPr>
           <w:lang w:val="pt_PT" w:bidi="pt_PT"/>
         </w:rPr>
         <w:t xml:space="preserve">; </w:t>
       </w:r>
-      <w:hyperlink r:id="rId79">
-        <w:r>
-          <w:rPr>
-            <w:lang w:val="pt_PT" w:bidi="pt_PT"/>
-          </w:rPr>
-          <w:rPr>
-            <w:color w:val="0000EE"/>
-            <w:u w:val="single"/>
-          </w:rPr>
-          <w:t>Ezequiel 14.12–20</w:t>
-        </w:r>
-      </w:hyperlink>
+      <w:r>
+        <w:rPr>
+          <w:lang w:val="pt_PT" w:bidi="pt_PT"/>
+        </w:rPr>
+        <w:t>Ezequiel 14.12–20</w:t>
+      </w:r>
       <w:r>
         <w:rPr>
           <w:lang w:val="pt_PT" w:bidi="pt_PT"/>
         </w:rPr>
         <w:t xml:space="preserve">; </w:t>
       </w:r>
-      <w:hyperlink r:id="rId85">
-        <w:r>
-          <w:rPr>
-            <w:lang w:val="pt_PT" w:bidi="pt_PT"/>
-          </w:rPr>
-          <w:rPr>
-            <w:color w:val="0000EE"/>
-            <w:u w:val="single"/>
-          </w:rPr>
-          <w:t>Mateus 24.37–38</w:t>
-        </w:r>
-      </w:hyperlink>
+      <w:r>
+        <w:rPr>
+          <w:lang w:val="pt_PT" w:bidi="pt_PT"/>
+        </w:rPr>
+        <w:t>Mateus 24.37–38</w:t>
+      </w:r>
       <w:r>
         <w:rPr>
           <w:lang w:val="pt_PT" w:bidi="pt_PT"/>
         </w:rPr>
         <w:t xml:space="preserve">; </w:t>
       </w:r>
-      <w:hyperlink r:id="rId86">
-        <w:r>
-          <w:rPr>
-            <w:lang w:val="pt_PT" w:bidi="pt_PT"/>
-          </w:rPr>
-          <w:rPr>
-            <w:color w:val="0000EE"/>
-            <w:u w:val="single"/>
-          </w:rPr>
-          <w:t>Lucas 3.36</w:t>
-        </w:r>
-      </w:hyperlink>
+      <w:r>
+        <w:rPr>
+          <w:lang w:val="pt_PT" w:bidi="pt_PT"/>
+        </w:rPr>
+        <w:t>Lucas 3.36</w:t>
+      </w:r>
       <w:r>
         <w:rPr>
           <w:lang w:val="pt_PT" w:bidi="pt_PT"/>
         </w:rPr>
         <w:t xml:space="preserve">; </w:t>
       </w:r>
-      <w:hyperlink r:id="rId71">
-        <w:r>
-          <w:rPr>
-            <w:lang w:val="pt_PT" w:bidi="pt_PT"/>
-          </w:rPr>
-          <w:rPr>
-            <w:color w:val="0000EE"/>
-            <w:u w:val="single"/>
-          </w:rPr>
-          <w:t>Lucas 17.26–27</w:t>
-        </w:r>
-      </w:hyperlink>
+      <w:r>
+        <w:rPr>
+          <w:lang w:val="pt_PT" w:bidi="pt_PT"/>
+        </w:rPr>
+        <w:t>Lucas 17.26–27</w:t>
+      </w:r>
       <w:r>
         <w:rPr>
           <w:lang w:val="pt_PT" w:bidi="pt_PT"/>
         </w:rPr>
         <w:t xml:space="preserve">; </w:t>
       </w:r>
-      <w:hyperlink r:id="rId80">
-        <w:r>
-          <w:rPr>
-            <w:lang w:val="pt_PT" w:bidi="pt_PT"/>
-          </w:rPr>
-          <w:rPr>
-            <w:color w:val="0000EE"/>
-            <w:u w:val="single"/>
-          </w:rPr>
-          <w:t>Hebreus 11.7</w:t>
-        </w:r>
-      </w:hyperlink>
+      <w:r>
+        <w:rPr>
+          <w:lang w:val="pt_PT" w:bidi="pt_PT"/>
+        </w:rPr>
+        <w:t>Hebreus 11.7</w:t>
+      </w:r>
       <w:r>
         <w:rPr>
           <w:lang w:val="pt_PT" w:bidi="pt_PT"/>
         </w:rPr>
         <w:t xml:space="preserve">; </w:t>
       </w:r>
-      <w:hyperlink r:id="rId87">
-        <w:r>
-          <w:rPr>
-            <w:lang w:val="pt_PT" w:bidi="pt_PT"/>
-          </w:rPr>
-          <w:rPr>
-            <w:color w:val="0000EE"/>
-            <w:u w:val="single"/>
-          </w:rPr>
-          <w:t>1 Pedro 3.20–21</w:t>
-        </w:r>
-      </w:hyperlink>
+      <w:r>
+        <w:rPr>
+          <w:lang w:val="pt_PT" w:bidi="pt_PT"/>
+        </w:rPr>
+        <w:t>1 Pedro 3.20–21</w:t>
+      </w:r>
       <w:r>
         <w:rPr>
           <w:lang w:val="pt_PT" w:bidi="pt_PT"/>
         </w:rPr>
         <w:t xml:space="preserve">; </w:t>
       </w:r>
-      <w:hyperlink r:id="rId81">
-        <w:r>
-          <w:rPr>
-            <w:lang w:val="pt_PT" w:bidi="pt_PT"/>
-          </w:rPr>
-          <w:rPr>
-            <w:color w:val="0000EE"/>
-            <w:u w:val="single"/>
-          </w:rPr>
-          <w:t>2 Pedro 2.5</w:t>
-        </w:r>
-      </w:hyperlink>
+      <w:r>
+        <w:rPr>
+          <w:lang w:val="pt_PT" w:bidi="pt_PT"/>
+        </w:rPr>
+        <w:t>2 Pedro 2.5</w:t>
+      </w:r>
       <w:r>
         <w:rPr>
           <w:lang w:val="pt_PT" w:bidi="pt_PT"/>
